--- a/outputs/2026-08-30-spa-b-word/听风径民宿汤泉B方案选材与构造指南.docx
+++ b/outputs/2026-08-30-spa-b-word/听风径民宿汤泉B方案选材与构造指南.docx
@@ -2392,11 +2392,6 @@
       </w:pPr>
     </w:p>
     <w:p>
-      <w:r>
-        <w:br w:type="page"/>
-      </w:r>
-    </w:p>
-    <w:p>
       <w:pPr>
         <w:pStyle w:val="Heading1"/>
         <w:keepNext/>
@@ -3111,11 +3106,6 @@
           <w:sz w:val="19"/>
         </w:rPr>
         <w:t>天花毛面积暂按现有采购模型约 196 m²，仅供概算；墙地砖、玻璃、灯槽和灯具均须以现场复尺、排版及专业深化图为准。</w:t>
-      </w:r>
-    </w:p>
-    <w:p>
-      <w:r>
-        <w:br w:type="page"/>
       </w:r>
     </w:p>
     <w:p>
@@ -4980,11 +4970,6 @@
       </w:pPr>
     </w:p>
     <w:p>
-      <w:r>
-        <w:br w:type="page"/>
-      </w:r>
-    </w:p>
-    <w:p>
       <w:pPr>
         <w:pStyle w:val="Heading1"/>
         <w:keepNext/>
@@ -6136,6 +6121,10 @@
     <w:p>
       <w:pPr>
         <w:pStyle w:val="ListNumber"/>
+        <w:numPr>
+          <w:ilvl w:val="0"/>
+          <w:numId w:val="10"/>
+        </w:numPr>
       </w:pPr>
       <w:r>
         <w:rPr>
@@ -6149,6 +6138,10 @@
     <w:p>
       <w:pPr>
         <w:pStyle w:val="ListNumber"/>
+        <w:numPr>
+          <w:ilvl w:val="0"/>
+          <w:numId w:val="10"/>
+        </w:numPr>
       </w:pPr>
       <w:r>
         <w:rPr>
@@ -6162,6 +6155,10 @@
     <w:p>
       <w:pPr>
         <w:pStyle w:val="ListNumber"/>
+        <w:numPr>
+          <w:ilvl w:val="0"/>
+          <w:numId w:val="10"/>
+        </w:numPr>
       </w:pPr>
       <w:r>
         <w:rPr>
@@ -6175,6 +6172,10 @@
     <w:p>
       <w:pPr>
         <w:pStyle w:val="ListNumber"/>
+        <w:numPr>
+          <w:ilvl w:val="0"/>
+          <w:numId w:val="10"/>
+        </w:numPr>
       </w:pPr>
       <w:r>
         <w:rPr>
@@ -6249,11 +6250,6 @@
       <w:pPr>
         <w:spacing w:after="20"/>
       </w:pPr>
-    </w:p>
-    <w:p>
-      <w:r>
-        <w:br w:type="page"/>
-      </w:r>
     </w:p>
     <w:p>
       <w:pPr>
@@ -7564,11 +7560,6 @@
       </w:r>
     </w:p>
     <w:p>
-      <w:r>
-        <w:br w:type="page"/>
-      </w:r>
-    </w:p>
-    <w:p>
       <w:pPr>
         <w:pStyle w:val="Heading1"/>
         <w:keepNext/>
@@ -9430,11 +9421,6 @@
       </w:pPr>
     </w:p>
     <w:p>
-      <w:r>
-        <w:br w:type="page"/>
-      </w:r>
-    </w:p>
-    <w:p>
       <w:pPr>
         <w:pStyle w:val="Heading1"/>
         <w:keepNext/>
@@ -9455,6 +9441,10 @@
     <w:p>
       <w:pPr>
         <w:pStyle w:val="ListNumber"/>
+        <w:numPr>
+          <w:ilvl w:val="0"/>
+          <w:numId w:val="11"/>
+        </w:numPr>
       </w:pPr>
       <w:r>
         <w:rPr>
@@ -9468,6 +9458,10 @@
     <w:p>
       <w:pPr>
         <w:pStyle w:val="ListNumber"/>
+        <w:numPr>
+          <w:ilvl w:val="0"/>
+          <w:numId w:val="11"/>
+        </w:numPr>
       </w:pPr>
       <w:r>
         <w:rPr>
@@ -9481,6 +9475,10 @@
     <w:p>
       <w:pPr>
         <w:pStyle w:val="ListNumber"/>
+        <w:numPr>
+          <w:ilvl w:val="0"/>
+          <w:numId w:val="11"/>
+        </w:numPr>
       </w:pPr>
       <w:r>
         <w:rPr>
@@ -9494,6 +9492,10 @@
     <w:p>
       <w:pPr>
         <w:pStyle w:val="ListNumber"/>
+        <w:numPr>
+          <w:ilvl w:val="0"/>
+          <w:numId w:val="11"/>
+        </w:numPr>
       </w:pPr>
       <w:r>
         <w:rPr>
@@ -9507,6 +9509,10 @@
     <w:p>
       <w:pPr>
         <w:pStyle w:val="ListNumber"/>
+        <w:numPr>
+          <w:ilvl w:val="0"/>
+          <w:numId w:val="11"/>
+        </w:numPr>
       </w:pPr>
       <w:r>
         <w:rPr>
@@ -9520,6 +9526,10 @@
     <w:p>
       <w:pPr>
         <w:pStyle w:val="ListNumber"/>
+        <w:numPr>
+          <w:ilvl w:val="0"/>
+          <w:numId w:val="11"/>
+        </w:numPr>
       </w:pPr>
       <w:r>
         <w:rPr>
@@ -10516,11 +10526,6 @@
       <w:pPr>
         <w:spacing w:after="20"/>
       </w:pPr>
-    </w:p>
-    <w:p>
-      <w:r>
-        <w:br w:type="page"/>
-      </w:r>
     </w:p>
     <w:p>
       <w:pPr>
@@ -12389,11 +12394,6 @@
       </w:pPr>
     </w:p>
     <w:p>
-      <w:r>
-        <w:br w:type="page"/>
-      </w:r>
-    </w:p>
-    <w:p>
       <w:pPr>
         <w:pStyle w:val="Heading1"/>
         <w:keepNext/>
@@ -13538,11 +13538,6 @@
       <w:pPr>
         <w:spacing w:after="20"/>
       </w:pPr>
-    </w:p>
-    <w:p>
-      <w:r>
-        <w:br w:type="page"/>
-      </w:r>
     </w:p>
     <w:p>
       <w:pPr>
@@ -16185,6 +16180,44 @@
       </w:rPr>
     </w:lvl>
   </w:abstractNum>
+  <w:abstractNum w:abstractNumId="9">
+    <w:multiLevelType w:val="singleLevel"/>
+    <w:lvl w:ilvl="0">
+      <w:start w:val="1"/>
+      <w:numFmt w:val="decimal"/>
+      <w:lvlText w:val="%1."/>
+      <w:lvlJc w:val="left"/>
+      <w:pPr>
+        <w:tabs>
+          <w:tab w:val="num" w:pos="540"/>
+        </w:tabs>
+        <w:ind w:left="540" w:hanging="280"/>
+        <w:spacing w:after="80" w:line="280" w:lineRule="auto"/>
+      </w:pPr>
+      <w:rPr>
+        <w:rFonts w:ascii="Microsoft YaHei" w:hAnsi="Microsoft YaHei" w:eastAsia="微软雅黑"/>
+      </w:rPr>
+    </w:lvl>
+  </w:abstractNum>
+  <w:abstractNum w:abstractNumId="10">
+    <w:multiLevelType w:val="singleLevel"/>
+    <w:lvl w:ilvl="0">
+      <w:start w:val="1"/>
+      <w:numFmt w:val="decimal"/>
+      <w:lvlText w:val="%1."/>
+      <w:lvlJc w:val="left"/>
+      <w:pPr>
+        <w:tabs>
+          <w:tab w:val="num" w:pos="540"/>
+        </w:tabs>
+        <w:ind w:left="540" w:hanging="280"/>
+        <w:spacing w:after="80" w:line="280" w:lineRule="auto"/>
+      </w:pPr>
+      <w:rPr>
+        <w:rFonts w:ascii="Microsoft YaHei" w:hAnsi="Microsoft YaHei" w:eastAsia="微软雅黑"/>
+      </w:rPr>
+    </w:lvl>
+  </w:abstractNum>
   <w:num w:numId="1">
     <w:abstractNumId w:val="8"/>
   </w:num>
@@ -16211,6 +16244,12 @@
   </w:num>
   <w:num w:numId="9">
     <w:abstractNumId w:val="0"/>
+  </w:num>
+  <w:num w:numId="10">
+    <w:abstractNumId w:val="9"/>
+  </w:num>
+  <w:num w:numId="11">
+    <w:abstractNumId w:val="10"/>
   </w:num>
 </w:numbering>
 </file>
@@ -16726,9 +16765,6 @@
     <w:qFormat/>
     <w:rsid w:val="00FC693F"/>
     <w:pPr>
-      <w:pBdr>
-        <w:bottom w:val="single" w:sz="8" w:space="4" w:color="4F81BD" w:themeColor="accent1"/>
-      </w:pBdr>
       <w:spacing w:after="160" w:line="240" w:lineRule="auto" w:before="0"/>
       <w:contextualSpacing/>
     </w:pPr>
